--- a/SeminarApplicationForm.docx
+++ b/SeminarApplicationForm.docx
@@ -48,7 +48,7 @@
       <w:pPr>
         <w:jc w:val="center"/>
         <w:rPr>
-          <w:rFonts w:ascii="HG丸ｺﾞｼｯｸM-PRO" w:eastAsia="HG丸ｺﾞｼｯｸM-PRO" w:hAnsi="HG丸ｺﾞｼｯｸM-PRO" w:hint="eastAsia"/>
+          <w:rFonts w:ascii="HG丸ｺﾞｼｯｸM-PRO" w:eastAsia="HG丸ｺﾞｼｯｸM-PRO" w:hAnsi="HG丸ｺﾞｼｯｸM-PRO"/>
           <w:b/>
           <w:bCs/>
           <w:sz w:val="22"/>
@@ -325,7 +325,7 @@
     <w:p>
       <w:pPr>
         <w:rPr>
-          <w:rFonts w:ascii="HG丸ｺﾞｼｯｸM-PRO" w:eastAsia="HG丸ｺﾞｼｯｸM-PRO" w:hAnsi="HG丸ｺﾞｼｯｸM-PRO" w:hint="eastAsia"/>
+          <w:rFonts w:ascii="HG丸ｺﾞｼｯｸM-PRO" w:eastAsia="HG丸ｺﾞｼｯｸM-PRO" w:hAnsi="HG丸ｺﾞｼｯｸM-PRO"/>
         </w:rPr>
       </w:pPr>
     </w:p>
@@ -448,9 +448,6 @@
           <w:tab w:val="left" w:pos="3119"/>
         </w:tabs>
         <w:ind w:left="424"/>
-        <w:rPr>
-          <w:rFonts w:hint="eastAsia"/>
-        </w:rPr>
       </w:pPr>
       <w:r>
         <w:rPr>
@@ -584,11 +581,6 @@
             <w:shd w:val="clear" w:color="auto" w:fill="E8E8E8" w:themeFill="background2"/>
           </w:tcPr>
           <w:p>
-            <w:pPr>
-              <w:rPr>
-                <w:rFonts w:hint="eastAsia"/>
-              </w:rPr>
-            </w:pPr>
             <w:r>
               <w:rPr>
                 <w:rFonts w:hint="eastAsia"/>
@@ -603,49 +595,25 @@
           <w:tcPr>
             <w:tcW w:w="2014" w:type="dxa"/>
           </w:tcPr>
-          <w:p>
-            <w:pPr>
-              <w:rPr>
-                <w:rFonts w:hint="eastAsia"/>
-              </w:rPr>
-            </w:pPr>
-          </w:p>
+          <w:p/>
         </w:tc>
         <w:tc>
           <w:tcPr>
             <w:tcW w:w="2015" w:type="dxa"/>
           </w:tcPr>
-          <w:p>
-            <w:pPr>
-              <w:rPr>
-                <w:rFonts w:hint="eastAsia"/>
-              </w:rPr>
-            </w:pPr>
-          </w:p>
+          <w:p/>
         </w:tc>
         <w:tc>
           <w:tcPr>
             <w:tcW w:w="2016" w:type="dxa"/>
           </w:tcPr>
-          <w:p>
-            <w:pPr>
-              <w:rPr>
-                <w:rFonts w:hint="eastAsia"/>
-              </w:rPr>
-            </w:pPr>
-          </w:p>
+          <w:p/>
         </w:tc>
         <w:tc>
           <w:tcPr>
             <w:tcW w:w="2029" w:type="dxa"/>
           </w:tcPr>
-          <w:p>
-            <w:pPr>
-              <w:rPr>
-                <w:rFonts w:hint="eastAsia"/>
-              </w:rPr>
-            </w:pPr>
-          </w:p>
+          <w:p/>
         </w:tc>
       </w:tr>
       <w:tr>
@@ -653,49 +621,25 @@
           <w:tcPr>
             <w:tcW w:w="2014" w:type="dxa"/>
           </w:tcPr>
-          <w:p>
-            <w:pPr>
-              <w:rPr>
-                <w:rFonts w:hint="eastAsia"/>
-              </w:rPr>
-            </w:pPr>
-          </w:p>
+          <w:p/>
         </w:tc>
         <w:tc>
           <w:tcPr>
             <w:tcW w:w="2015" w:type="dxa"/>
           </w:tcPr>
-          <w:p>
-            <w:pPr>
-              <w:rPr>
-                <w:rFonts w:hint="eastAsia"/>
-              </w:rPr>
-            </w:pPr>
-          </w:p>
+          <w:p/>
         </w:tc>
         <w:tc>
           <w:tcPr>
             <w:tcW w:w="2016" w:type="dxa"/>
           </w:tcPr>
-          <w:p>
-            <w:pPr>
-              <w:rPr>
-                <w:rFonts w:hint="eastAsia"/>
-              </w:rPr>
-            </w:pPr>
-          </w:p>
+          <w:p/>
         </w:tc>
         <w:tc>
           <w:tcPr>
             <w:tcW w:w="2029" w:type="dxa"/>
           </w:tcPr>
-          <w:p>
-            <w:pPr>
-              <w:rPr>
-                <w:rFonts w:hint="eastAsia"/>
-              </w:rPr>
-            </w:pPr>
-          </w:p>
+          <w:p/>
         </w:tc>
       </w:tr>
       <w:tr>
@@ -703,53 +647,80 @@
           <w:tcPr>
             <w:tcW w:w="2014" w:type="dxa"/>
           </w:tcPr>
-          <w:p>
-            <w:pPr>
-              <w:rPr>
-                <w:rFonts w:hint="eastAsia"/>
-              </w:rPr>
-            </w:pPr>
-          </w:p>
+          <w:p/>
         </w:tc>
         <w:tc>
           <w:tcPr>
             <w:tcW w:w="2015" w:type="dxa"/>
           </w:tcPr>
-          <w:p>
-            <w:pPr>
-              <w:rPr>
-                <w:rFonts w:hint="eastAsia"/>
-              </w:rPr>
-            </w:pPr>
-          </w:p>
+          <w:p/>
         </w:tc>
         <w:tc>
           <w:tcPr>
             <w:tcW w:w="2016" w:type="dxa"/>
           </w:tcPr>
-          <w:p>
-            <w:pPr>
-              <w:rPr>
-                <w:rFonts w:hint="eastAsia"/>
-              </w:rPr>
-            </w:pPr>
-          </w:p>
+          <w:p/>
         </w:tc>
         <w:tc>
           <w:tcPr>
             <w:tcW w:w="2029" w:type="dxa"/>
           </w:tcPr>
-          <w:p>
-            <w:pPr>
-              <w:rPr>
-                <w:rFonts w:hint="eastAsia"/>
-              </w:rPr>
-            </w:pPr>
-          </w:p>
+          <w:p/>
+        </w:tc>
+      </w:tr>
+      <w:tr>
+        <w:tc>
+          <w:tcPr>
+            <w:tcW w:w="2014" w:type="dxa"/>
+          </w:tcPr>
+          <w:p/>
+        </w:tc>
+        <w:tc>
+          <w:tcPr>
+            <w:tcW w:w="2015" w:type="dxa"/>
+          </w:tcPr>
+          <w:p/>
+        </w:tc>
+        <w:tc>
+          <w:tcPr>
+            <w:tcW w:w="2016" w:type="dxa"/>
+          </w:tcPr>
+          <w:p/>
+        </w:tc>
+        <w:tc>
+          <w:tcPr>
+            <w:tcW w:w="2029" w:type="dxa"/>
+          </w:tcPr>
+          <w:p/>
+        </w:tc>
+      </w:tr>
+      <w:tr>
+        <w:tc>
+          <w:tcPr>
+            <w:tcW w:w="2014" w:type="dxa"/>
+          </w:tcPr>
+          <w:p/>
+        </w:tc>
+        <w:tc>
+          <w:tcPr>
+            <w:tcW w:w="2015" w:type="dxa"/>
+          </w:tcPr>
+          <w:p/>
+        </w:tc>
+        <w:tc>
+          <w:tcPr>
+            <w:tcW w:w="2016" w:type="dxa"/>
+          </w:tcPr>
+          <w:p/>
+        </w:tc>
+        <w:tc>
+          <w:tcPr>
+            <w:tcW w:w="2029" w:type="dxa"/>
+          </w:tcPr>
+          <w:p/>
         </w:tc>
       </w:tr>
     </w:tbl>
-    <w:p/>
     <w:p>
       <w:pPr>
         <w:widowControl/>
@@ -1017,9 +988,18 @@
             <w:pPr>
               <w:pStyle w:val="aa"/>
               <w:ind w:left="0"/>
-              <w:rPr>
-                <w:rFonts w:hint="eastAsia"/>
-              </w:rPr>
+            </w:pPr>
+          </w:p>
+          <w:p>
+            <w:pPr>
+              <w:pStyle w:val="aa"/>
+              <w:ind w:left="0"/>
+            </w:pPr>
+          </w:p>
+          <w:p>
+            <w:pPr>
+              <w:pStyle w:val="aa"/>
+              <w:ind w:left="0"/>
             </w:pPr>
           </w:p>
           <w:p>
@@ -1073,6 +1053,66 @@
               <w:ind w:left="0"/>
             </w:pPr>
           </w:p>
+          <w:p>
+            <w:pPr>
+              <w:pStyle w:val="aa"/>
+              <w:ind w:left="0"/>
+            </w:pPr>
+          </w:p>
+          <w:p>
+            <w:pPr>
+              <w:pStyle w:val="aa"/>
+              <w:ind w:left="0"/>
+            </w:pPr>
+          </w:p>
+          <w:p>
+            <w:pPr>
+              <w:pStyle w:val="aa"/>
+              <w:ind w:left="0"/>
+            </w:pPr>
+          </w:p>
+          <w:p>
+            <w:pPr>
+              <w:pStyle w:val="aa"/>
+              <w:ind w:left="0"/>
+            </w:pPr>
+          </w:p>
+          <w:p>
+            <w:pPr>
+              <w:pStyle w:val="aa"/>
+              <w:ind w:left="0"/>
+            </w:pPr>
+          </w:p>
+          <w:p>
+            <w:pPr>
+              <w:pStyle w:val="aa"/>
+              <w:ind w:left="0"/>
+            </w:pPr>
+          </w:p>
+          <w:p>
+            <w:pPr>
+              <w:pStyle w:val="aa"/>
+              <w:ind w:left="0"/>
+            </w:pPr>
+          </w:p>
+          <w:p>
+            <w:pPr>
+              <w:pStyle w:val="aa"/>
+              <w:ind w:left="0"/>
+            </w:pPr>
+          </w:p>
+          <w:p>
+            <w:pPr>
+              <w:pStyle w:val="aa"/>
+              <w:ind w:left="0"/>
+            </w:pPr>
+          </w:p>
+          <w:p>
+            <w:pPr>
+              <w:pStyle w:val="aa"/>
+              <w:ind w:left="0"/>
+            </w:pPr>
+          </w:p>
         </w:tc>
       </w:tr>
     </w:tbl>
@@ -1083,17 +1123,11 @@
           <w:bdr w:val="single" w:sz="4" w:space="0" w:color="auto"/>
         </w:rPr>
       </w:pPr>
-      <w:r>
-        <w:rPr>
-          <w:bdr w:val="single" w:sz="4" w:space="0" w:color="auto"/>
-        </w:rPr>
-        <w:br w:type="page"/>
-      </w:r>
-    </w:p>
-    <w:p>
-      <w:pPr>
-        <w:rPr>
-          <w:rFonts w:ascii="HG丸ｺﾞｼｯｸM-PRO" w:eastAsia="HG丸ｺﾞｼｯｸM-PRO" w:hAnsi="HG丸ｺﾞｼｯｸM-PRO" w:hint="eastAsia"/>
+    </w:p>
+    <w:p>
+      <w:pPr>
+        <w:rPr>
+          <w:rFonts w:ascii="HG丸ｺﾞｼｯｸM-PRO" w:eastAsia="HG丸ｺﾞｼｯｸM-PRO" w:hAnsi="HG丸ｺﾞｼｯｸM-PRO"/>
           <w:b/>
         </w:rPr>
       </w:pPr>
@@ -1103,7 +1137,6 @@
           <w:b/>
           <w:bdr w:val="single" w:sz="4" w:space="0" w:color="auto"/>
         </w:rPr>
-        <w:lastRenderedPageBreak/>
         <w:t xml:space="preserve"> </w:t>
       </w:r>
       <w:r>
@@ -1195,6 +1228,10 @@
           <w:p/>
           <w:p/>
           <w:p/>
+          <w:p/>
+          <w:p/>
+          <w:p/>
+          <w:p/>
           <w:p>
             <w:pPr>
               <w:rPr>
@@ -1202,6 +1239,8 @@
               </w:rPr>
             </w:pPr>
           </w:p>
+          <w:p/>
+          <w:p/>
         </w:tc>
       </w:tr>
     </w:tbl>
@@ -1255,6 +1294,11 @@
           <w:p/>
           <w:p/>
           <w:p/>
+          <w:p/>
+          <w:p/>
+          <w:p/>
+          <w:p/>
+          <w:p/>
           <w:p>
             <w:pPr>
               <w:rPr>
@@ -1262,6 +1306,7 @@
               </w:rPr>
             </w:pPr>
           </w:p>
+          <w:p/>
           <w:p/>
         </w:tc>
       </w:tr>
@@ -1317,6 +1362,18 @@
           <w:p/>
           <w:p/>
           <w:p/>
+          <w:p/>
+          <w:p>
+            <w:pPr>
+              <w:rPr>
+                <w:rFonts w:hint="eastAsia"/>
+              </w:rPr>
+            </w:pPr>
+          </w:p>
+          <w:p/>
+          <w:p/>
+          <w:p/>
+          <w:p/>
         </w:tc>
       </w:tr>
     </w:tbl>
@@ -1325,7 +1382,7 @@
         <w:pStyle w:val="aa"/>
         <w:ind w:left="420"/>
         <w:rPr>
-          <w:rFonts w:ascii="HG丸ｺﾞｼｯｸM-PRO" w:eastAsia="HG丸ｺﾞｼｯｸM-PRO" w:hAnsi="HG丸ｺﾞｼｯｸM-PRO" w:hint="eastAsia"/>
+          <w:rFonts w:ascii="HG丸ｺﾞｼｯｸM-PRO" w:eastAsia="HG丸ｺﾞｼｯｸM-PRO" w:hAnsi="HG丸ｺﾞｼｯｸM-PRO"/>
         </w:rPr>
       </w:pPr>
     </w:p>
@@ -1379,10 +1436,21 @@
           <w:p/>
           <w:p/>
           <w:p/>
+          <w:p/>
+          <w:p/>
+          <w:p/>
+          <w:p>
+            <w:pPr>
+              <w:rPr>
+                <w:rFonts w:hint="eastAsia"/>
+              </w:rPr>
+            </w:pPr>
+          </w:p>
+          <w:p/>
+          <w:p/>
         </w:tc>
       </w:tr>
     </w:tbl>
-    <w:p/>
     <w:p>
       <w:pPr>
         <w:pStyle w:val="aa"/>
@@ -1398,6 +1466,7 @@
         <w:rPr>
           <w:rFonts w:ascii="HG丸ｺﾞｼｯｸM-PRO" w:eastAsia="HG丸ｺﾞｼｯｸM-PRO" w:hAnsi="HG丸ｺﾞｼｯｸM-PRO" w:hint="eastAsia"/>
         </w:rPr>
+        <w:lastRenderedPageBreak/>
         <w:t>これまで参加してきた研究会をすべて挙げてください。</w:t>
       </w:r>
     </w:p>
@@ -1463,11 +1532,6 @@
             <w:shd w:val="clear" w:color="auto" w:fill="E8E8E8" w:themeFill="background2"/>
           </w:tcPr>
           <w:p>
-            <w:pPr>
-              <w:rPr>
-                <w:rFonts w:hint="eastAsia"/>
-              </w:rPr>
-            </w:pPr>
             <w:r>
               <w:rPr>
                 <w:rFonts w:hint="eastAsia"/>
@@ -1482,49 +1546,25 @@
           <w:tcPr>
             <w:tcW w:w="2836" w:type="dxa"/>
           </w:tcPr>
-          <w:p>
-            <w:pPr>
-              <w:rPr>
-                <w:rFonts w:hint="eastAsia"/>
-              </w:rPr>
-            </w:pPr>
-          </w:p>
+          <w:p/>
         </w:tc>
         <w:tc>
           <w:tcPr>
             <w:tcW w:w="2268" w:type="dxa"/>
           </w:tcPr>
-          <w:p>
-            <w:pPr>
-              <w:rPr>
-                <w:rFonts w:hint="eastAsia"/>
-              </w:rPr>
-            </w:pPr>
-          </w:p>
+          <w:p/>
         </w:tc>
         <w:tc>
           <w:tcPr>
             <w:tcW w:w="1134" w:type="dxa"/>
           </w:tcPr>
-          <w:p>
-            <w:pPr>
-              <w:rPr>
-                <w:rFonts w:hint="eastAsia"/>
-              </w:rPr>
-            </w:pPr>
-          </w:p>
+          <w:p/>
         </w:tc>
         <w:tc>
           <w:tcPr>
             <w:tcW w:w="1836" w:type="dxa"/>
           </w:tcPr>
-          <w:p>
-            <w:pPr>
-              <w:rPr>
-                <w:rFonts w:hint="eastAsia"/>
-              </w:rPr>
-            </w:pPr>
-          </w:p>
+          <w:p/>
         </w:tc>
       </w:tr>
       <w:tr>
@@ -1532,49 +1572,25 @@
           <w:tcPr>
             <w:tcW w:w="2836" w:type="dxa"/>
           </w:tcPr>
-          <w:p>
-            <w:pPr>
-              <w:rPr>
-                <w:rFonts w:hint="eastAsia"/>
-              </w:rPr>
-            </w:pPr>
-          </w:p>
+          <w:p/>
         </w:tc>
         <w:tc>
           <w:tcPr>
             <w:tcW w:w="2268" w:type="dxa"/>
           </w:tcPr>
-          <w:p>
-            <w:pPr>
-              <w:rPr>
-                <w:rFonts w:hint="eastAsia"/>
-              </w:rPr>
-            </w:pPr>
-          </w:p>
+          <w:p/>
         </w:tc>
         <w:tc>
           <w:tcPr>
             <w:tcW w:w="1134" w:type="dxa"/>
           </w:tcPr>
-          <w:p>
-            <w:pPr>
-              <w:rPr>
-                <w:rFonts w:hint="eastAsia"/>
-              </w:rPr>
-            </w:pPr>
-          </w:p>
+          <w:p/>
         </w:tc>
         <w:tc>
           <w:tcPr>
             <w:tcW w:w="1836" w:type="dxa"/>
           </w:tcPr>
-          <w:p>
-            <w:pPr>
-              <w:rPr>
-                <w:rFonts w:hint="eastAsia"/>
-              </w:rPr>
-            </w:pPr>
-          </w:p>
+          <w:p/>
         </w:tc>
       </w:tr>
       <w:tr>
@@ -1582,49 +1598,77 @@
           <w:tcPr>
             <w:tcW w:w="2836" w:type="dxa"/>
           </w:tcPr>
-          <w:p>
-            <w:pPr>
-              <w:rPr>
-                <w:rFonts w:hint="eastAsia"/>
-              </w:rPr>
-            </w:pPr>
-          </w:p>
+          <w:p/>
         </w:tc>
         <w:tc>
           <w:tcPr>
             <w:tcW w:w="2268" w:type="dxa"/>
           </w:tcPr>
-          <w:p>
-            <w:pPr>
-              <w:rPr>
-                <w:rFonts w:hint="eastAsia"/>
-              </w:rPr>
-            </w:pPr>
-          </w:p>
+          <w:p/>
         </w:tc>
         <w:tc>
           <w:tcPr>
             <w:tcW w:w="1134" w:type="dxa"/>
           </w:tcPr>
-          <w:p>
-            <w:pPr>
-              <w:rPr>
-                <w:rFonts w:hint="eastAsia"/>
-              </w:rPr>
-            </w:pPr>
-          </w:p>
+          <w:p/>
         </w:tc>
         <w:tc>
           <w:tcPr>
             <w:tcW w:w="1836" w:type="dxa"/>
           </w:tcPr>
-          <w:p>
-            <w:pPr>
-              <w:rPr>
-                <w:rFonts w:hint="eastAsia"/>
-              </w:rPr>
-            </w:pPr>
-          </w:p>
+          <w:p/>
+        </w:tc>
+      </w:tr>
+      <w:tr>
+        <w:tc>
+          <w:tcPr>
+            <w:tcW w:w="2836" w:type="dxa"/>
+          </w:tcPr>
+          <w:p/>
+        </w:tc>
+        <w:tc>
+          <w:tcPr>
+            <w:tcW w:w="2268" w:type="dxa"/>
+          </w:tcPr>
+          <w:p/>
+        </w:tc>
+        <w:tc>
+          <w:tcPr>
+            <w:tcW w:w="1134" w:type="dxa"/>
+          </w:tcPr>
+          <w:p/>
+        </w:tc>
+        <w:tc>
+          <w:tcPr>
+            <w:tcW w:w="1836" w:type="dxa"/>
+          </w:tcPr>
+          <w:p/>
+        </w:tc>
+      </w:tr>
+      <w:tr>
+        <w:tc>
+          <w:tcPr>
+            <w:tcW w:w="2836" w:type="dxa"/>
+          </w:tcPr>
+          <w:p/>
+        </w:tc>
+        <w:tc>
+          <w:tcPr>
+            <w:tcW w:w="2268" w:type="dxa"/>
+          </w:tcPr>
+          <w:p/>
+        </w:tc>
+        <w:tc>
+          <w:tcPr>
+            <w:tcW w:w="1134" w:type="dxa"/>
+          </w:tcPr>
+          <w:p/>
+        </w:tc>
+        <w:tc>
+          <w:tcPr>
+            <w:tcW w:w="1836" w:type="dxa"/>
+          </w:tcPr>
+          <w:p/>
         </w:tc>
       </w:tr>
     </w:tbl>
@@ -1653,12 +1697,6 @@
           <w:rFonts w:ascii="HG丸ｺﾞｼｯｸM-PRO" w:eastAsia="HG丸ｺﾞｼｯｸM-PRO" w:hAnsi="HG丸ｺﾞｼｯｸM-PRO" w:hint="eastAsia"/>
         </w:rPr>
         <w:t>この研究会以外に、今学期に入る予定の研究会をすべて教えてください（聴講を含む）。</w:t>
-      </w:r>
-      <w:r>
-        <w:rPr>
-          <w:rFonts w:ascii="HG丸ｺﾞｼｯｸM-PRO" w:eastAsia="HG丸ｺﾞｼｯｸM-PRO" w:hAnsi="HG丸ｺﾞｼｯｸM-PRO"/>
-        </w:rPr>
-        <w:br/>
       </w:r>
     </w:p>
     <w:tbl>
@@ -1683,7 +1721,13 @@
               <w:rPr>
                 <w:rFonts w:hint="eastAsia"/>
               </w:rPr>
-              <w:t>授業名</w:t>
+              <w:t>研究会</w:t>
+            </w:r>
+            <w:r>
+              <w:rPr>
+                <w:rFonts w:hint="eastAsia"/>
+              </w:rPr>
+              <w:t>名</w:t>
             </w:r>
           </w:p>
         </w:tc>
@@ -1707,25 +1751,13 @@
           <w:tcPr>
             <w:tcW w:w="4962" w:type="dxa"/>
           </w:tcPr>
-          <w:p>
-            <w:pPr>
-              <w:rPr>
-                <w:rFonts w:hint="eastAsia"/>
-              </w:rPr>
-            </w:pPr>
-          </w:p>
+          <w:p/>
         </w:tc>
         <w:tc>
           <w:tcPr>
             <w:tcW w:w="3118" w:type="dxa"/>
           </w:tcPr>
-          <w:p>
-            <w:pPr>
-              <w:rPr>
-                <w:rFonts w:hint="eastAsia"/>
-              </w:rPr>
-            </w:pPr>
-          </w:p>
+          <w:p/>
         </w:tc>
       </w:tr>
       <w:tr>
@@ -1733,25 +1765,13 @@
           <w:tcPr>
             <w:tcW w:w="4962" w:type="dxa"/>
           </w:tcPr>
-          <w:p>
-            <w:pPr>
-              <w:rPr>
-                <w:rFonts w:hint="eastAsia"/>
-              </w:rPr>
-            </w:pPr>
-          </w:p>
+          <w:p/>
         </w:tc>
         <w:tc>
           <w:tcPr>
             <w:tcW w:w="3118" w:type="dxa"/>
           </w:tcPr>
-          <w:p>
-            <w:pPr>
-              <w:rPr>
-                <w:rFonts w:hint="eastAsia"/>
-              </w:rPr>
-            </w:pPr>
-          </w:p>
+          <w:p/>
         </w:tc>
       </w:tr>
       <w:tr>
@@ -1759,25 +1779,13 @@
           <w:tcPr>
             <w:tcW w:w="4962" w:type="dxa"/>
           </w:tcPr>
-          <w:p>
-            <w:pPr>
-              <w:rPr>
-                <w:rFonts w:hint="eastAsia"/>
-              </w:rPr>
-            </w:pPr>
-          </w:p>
+          <w:p/>
         </w:tc>
         <w:tc>
           <w:tcPr>
             <w:tcW w:w="3118" w:type="dxa"/>
           </w:tcPr>
-          <w:p>
-            <w:pPr>
-              <w:rPr>
-                <w:rFonts w:hint="eastAsia"/>
-              </w:rPr>
-            </w:pPr>
-          </w:p>
+          <w:p/>
         </w:tc>
       </w:tr>
     </w:tbl>
@@ -1880,6 +1888,14 @@
           <w:p/>
           <w:p/>
           <w:p/>
+          <w:p>
+            <w:pPr>
+              <w:rPr>
+                <w:rFonts w:hint="eastAsia"/>
+              </w:rPr>
+            </w:pPr>
+          </w:p>
+          <w:p/>
         </w:tc>
       </w:tr>
     </w:tbl>
@@ -1908,31 +1924,50 @@
         <w:rPr>
           <w:rFonts w:ascii="HG丸ｺﾞｼｯｸM-PRO" w:eastAsia="HG丸ｺﾞｼｯｸM-PRO" w:hAnsi="HG丸ｺﾞｼｯｸM-PRO" w:hint="eastAsia"/>
         </w:rPr>
-        <w:t>本研究会では、</w:t>
+        <w:t>本研究会では、様々な背景の学生が話しやすく、気持ちよく過ごせる心理的に安全な場を作ること、そして、個人研究の深化はもちろん、グループワークを通じた「全体からの学び」を重視しています。</w:t>
       </w:r>
       <w:r>
         <w:rPr>
           <w:rFonts w:ascii="HG丸ｺﾞｼｯｸM-PRO" w:eastAsia="HG丸ｺﾞｼｯｸM-PRO" w:hAnsi="HG丸ｺﾞｼｯｸM-PRO"/>
         </w:rPr>
-        <w:t>様々な背景の学生が話しやすく、気持ちよく過ごせる心理的安全性が確保された場を作ることを最優先にし、次のような行為が繰り返し見られた場合、過去の履修者でも、継続履修を</w:t>
-      </w:r>
-      <w:r>
-        <w:rPr>
-          <w:rFonts w:ascii="HG丸ｺﾞｼｯｸM-PRO" w:eastAsia="HG丸ｺﾞｼｯｸM-PRO" w:hAnsi="HG丸ｺﾞｼｯｸM-PRO" w:hint="eastAsia"/>
-        </w:rPr>
-        <w:t>お断りすることがあります。</w:t>
-      </w:r>
-      <w:r>
-        <w:rPr>
-          <w:rFonts w:ascii="HG丸ｺﾞｼｯｸM-PRO" w:eastAsia="HG丸ｺﾞｼｯｸM-PRO" w:hAnsi="HG丸ｺﾞｼｯｸM-PRO" w:hint="eastAsia"/>
-        </w:rPr>
-        <w:t>この点について、</w:t>
-      </w:r>
-      <w:r>
-        <w:rPr>
-          <w:rFonts w:ascii="HG丸ｺﾞｼｯｸM-PRO" w:eastAsia="HG丸ｺﾞｼｯｸM-PRO" w:hAnsi="HG丸ｺﾞｼｯｸM-PRO" w:hint="eastAsia"/>
-        </w:rPr>
-        <w:t>ご同意いただけますか（該当しない方を削除してください）</w:t>
+        <w:br/>
+      </w:r>
+      <w:r>
+        <w:rPr>
+          <w:rFonts w:ascii="HG丸ｺﾞｼｯｸM-PRO" w:eastAsia="HG丸ｺﾞｼｯｸM-PRO" w:hAnsi="HG丸ｺﾞｼｯｸM-PRO" w:hint="eastAsia"/>
+        </w:rPr>
+        <w:t xml:space="preserve">　</w:t>
+      </w:r>
+      <w:r>
+        <w:rPr>
+          <w:rFonts w:ascii="HG丸ｺﾞｼｯｸM-PRO" w:eastAsia="HG丸ｺﾞｼｯｸM-PRO" w:hAnsi="HG丸ｺﾞｼｯｸM-PRO" w:hint="eastAsia"/>
+        </w:rPr>
+        <w:t>教員である私も、皆さんが安心・安全に、そして気持ちよく学びを深められるよう環境づくりに全力を尽くしますが、同時に、これには、学生の皆さんの協力も不可欠です。参加者の皆様一人一人には、お互いをリスペクトし、主体的に、そして協調的に研究会へコミットすることを期待します。</w:t>
+      </w:r>
+      <w:r>
+        <w:rPr>
+          <w:rFonts w:ascii="HG丸ｺﾞｼｯｸM-PRO" w:eastAsia="HG丸ｺﾞｼｯｸM-PRO" w:hAnsi="HG丸ｺﾞｼｯｸM-PRO"/>
+        </w:rPr>
+        <w:br/>
+      </w:r>
+      <w:r>
+        <w:rPr>
+          <w:rFonts w:ascii="HG丸ｺﾞｼｯｸM-PRO" w:eastAsia="HG丸ｺﾞｼｯｸM-PRO" w:hAnsi="HG丸ｺﾞｼｯｸM-PRO" w:hint="eastAsia"/>
+        </w:rPr>
+        <w:t xml:space="preserve">　</w:t>
+      </w:r>
+      <w:r>
+        <w:rPr>
+          <w:rFonts w:ascii="HG丸ｺﾞｼｯｸM-PRO" w:eastAsia="HG丸ｺﾞｼｯｸM-PRO" w:hAnsi="HG丸ｺﾞｼｯｸM-PRO" w:hint="eastAsia"/>
+        </w:rPr>
+        <w:t>なお、充実した学習環境を維持し、研究会の健全な運営を守るため、共同学習の場を維持することが困難と判断される場合（過去の履修状況や研究活動への取り組み状</w:t>
+      </w:r>
+      <w:r>
+        <w:rPr>
+          <w:rFonts w:ascii="HG丸ｺﾞｼｯｸM-PRO" w:eastAsia="HG丸ｺﾞｼｯｸM-PRO" w:hAnsi="HG丸ｺﾞｼｯｸM-PRO" w:hint="eastAsia"/>
+        </w:rPr>
+        <w:lastRenderedPageBreak/>
+        <w:t>況などを含む）には、履修を認めないことがあります</w:t>
       </w:r>
       <w:r>
         <w:rPr>
@@ -1942,9 +1977,27 @@
       </w:r>
       <w:r>
         <w:rPr>
-          <w:rFonts w:ascii="HG丸ｺﾞｼｯｸM-PRO" w:eastAsia="HG丸ｺﾞｼｯｸM-PRO" w:hAnsi="HG丸ｺﾞｼｯｸM-PRO"/>
-        </w:rPr>
-        <w:br/>
+          <w:rFonts w:ascii="HG丸ｺﾞｼｯｸM-PRO" w:eastAsia="HG丸ｺﾞｼｯｸM-PRO" w:hAnsi="HG丸ｺﾞｼｯｸM-PRO" w:hint="eastAsia"/>
+        </w:rPr>
+        <w:t>ご同意いただけますか（該当</w:t>
+      </w:r>
+      <w:r>
+        <w:rPr>
+          <w:rFonts w:ascii="HG丸ｺﾞｼｯｸM-PRO" w:eastAsia="HG丸ｺﾞｼｯｸM-PRO" w:hAnsi="HG丸ｺﾞｼｯｸM-PRO" w:hint="eastAsia"/>
+        </w:rPr>
+        <w:t>する方に〇をつけてくださ</w:t>
+      </w:r>
+      <w:r>
+        <w:rPr>
+          <w:rFonts w:ascii="HG丸ｺﾞｼｯｸM-PRO" w:eastAsia="HG丸ｺﾞｼｯｸM-PRO" w:hAnsi="HG丸ｺﾞｼｯｸM-PRO" w:hint="eastAsia"/>
+        </w:rPr>
+        <w:t>い）</w:t>
+      </w:r>
+      <w:r>
+        <w:rPr>
+          <w:rFonts w:ascii="HG丸ｺﾞｼｯｸM-PRO" w:eastAsia="HG丸ｺﾞｼｯｸM-PRO" w:hAnsi="HG丸ｺﾞｼｯｸM-PRO" w:hint="eastAsia"/>
+        </w:rPr>
+        <w:t>。</w:t>
       </w:r>
     </w:p>
     <w:tbl>
@@ -1981,223 +2034,12 @@
           <w:p>
             <w:pPr>
               <w:jc w:val="center"/>
-              <w:rPr>
-                <w:rFonts w:hint="eastAsia"/>
-              </w:rPr>
             </w:pPr>
           </w:p>
         </w:tc>
       </w:tr>
     </w:tbl>
     <w:p/>
-    <w:p>
-      <w:pPr>
-        <w:rPr>
-          <w:rFonts w:ascii="HG丸ｺﾞｼｯｸM-PRO" w:eastAsia="HG丸ｺﾞｼｯｸM-PRO" w:hAnsi="HG丸ｺﾞｼｯｸM-PRO"/>
-        </w:rPr>
-      </w:pPr>
-    </w:p>
-    <w:p>
-      <w:pPr>
-        <w:numPr>
-          <w:ilvl w:val="0"/>
-          <w:numId w:val="6"/>
-        </w:numPr>
-        <w:rPr>
-          <w:rFonts w:ascii="HG丸ｺﾞｼｯｸM-PRO" w:eastAsia="HG丸ｺﾞｼｯｸM-PRO" w:hAnsi="HG丸ｺﾞｼｯｸM-PRO"/>
-        </w:rPr>
-      </w:pPr>
-      <w:r>
-        <w:rPr>
-          <w:rFonts w:ascii="HG丸ｺﾞｼｯｸM-PRO" w:eastAsia="HG丸ｺﾞｼｯｸM-PRO" w:hAnsi="HG丸ｺﾞｼｯｸM-PRO"/>
-        </w:rPr>
-        <w:t>他者（他の履修者／教員）の</w:t>
-      </w:r>
-      <w:r>
-        <w:rPr>
-          <w:rFonts w:ascii="HG丸ｺﾞｼｯｸM-PRO" w:eastAsia="HG丸ｺﾞｼｯｸM-PRO" w:hAnsi="HG丸ｺﾞｼｯｸM-PRO"/>
-          <w:b/>
-          <w:bCs/>
-        </w:rPr>
-        <w:t>悪口</w:t>
-      </w:r>
-      <w:r>
-        <w:rPr>
-          <w:rFonts w:ascii="HG丸ｺﾞｼｯｸM-PRO" w:eastAsia="HG丸ｺﾞｼｯｸM-PRO" w:hAnsi="HG丸ｺﾞｼｯｸM-PRO"/>
-        </w:rPr>
-        <w:t>を言う</w:t>
-      </w:r>
-    </w:p>
-    <w:p>
-      <w:pPr>
-        <w:numPr>
-          <w:ilvl w:val="0"/>
-          <w:numId w:val="6"/>
-        </w:numPr>
-        <w:rPr>
-          <w:rFonts w:ascii="HG丸ｺﾞｼｯｸM-PRO" w:eastAsia="HG丸ｺﾞｼｯｸM-PRO" w:hAnsi="HG丸ｺﾞｼｯｸM-PRO"/>
-        </w:rPr>
-      </w:pPr>
-      <w:r>
-        <w:rPr>
-          <w:rFonts w:ascii="HG丸ｺﾞｼｯｸM-PRO" w:eastAsia="HG丸ｺﾞｼｯｸM-PRO" w:hAnsi="HG丸ｺﾞｼｯｸM-PRO"/>
-        </w:rPr>
-        <w:lastRenderedPageBreak/>
-        <w:t>他者を</w:t>
-      </w:r>
-      <w:r>
-        <w:rPr>
-          <w:rFonts w:ascii="HG丸ｺﾞｼｯｸM-PRO" w:eastAsia="HG丸ｺﾞｼｯｸM-PRO" w:hAnsi="HG丸ｺﾞｼｯｸM-PRO"/>
-          <w:b/>
-          <w:bCs/>
-        </w:rPr>
-        <w:t>馬鹿にする・侮辱する</w:t>
-      </w:r>
-    </w:p>
-    <w:p>
-      <w:pPr>
-        <w:numPr>
-          <w:ilvl w:val="0"/>
-          <w:numId w:val="6"/>
-        </w:numPr>
-        <w:rPr>
-          <w:rFonts w:ascii="HG丸ｺﾞｼｯｸM-PRO" w:eastAsia="HG丸ｺﾞｼｯｸM-PRO" w:hAnsi="HG丸ｺﾞｼｯｸM-PRO"/>
-        </w:rPr>
-      </w:pPr>
-      <w:r>
-        <w:rPr>
-          <w:rFonts w:ascii="HG丸ｺﾞｼｯｸM-PRO" w:eastAsia="HG丸ｺﾞｼｯｸM-PRO" w:hAnsi="HG丸ｺﾞｼｯｸM-PRO"/>
-        </w:rPr>
-        <w:t>威圧的な言葉、にらみつけるなど、言語的／非言語的なメッセージによる</w:t>
-      </w:r>
-      <w:r>
-        <w:rPr>
-          <w:rFonts w:ascii="HG丸ｺﾞｼｯｸM-PRO" w:eastAsia="HG丸ｺﾞｼｯｸM-PRO" w:hAnsi="HG丸ｺﾞｼｯｸM-PRO"/>
-          <w:b/>
-          <w:bCs/>
-        </w:rPr>
-        <w:t>他者へのおどし</w:t>
-      </w:r>
-    </w:p>
-    <w:p>
-      <w:pPr>
-        <w:numPr>
-          <w:ilvl w:val="0"/>
-          <w:numId w:val="6"/>
-        </w:numPr>
-        <w:rPr>
-          <w:rFonts w:ascii="HG丸ｺﾞｼｯｸM-PRO" w:eastAsia="HG丸ｺﾞｼｯｸM-PRO" w:hAnsi="HG丸ｺﾞｼｯｸM-PRO"/>
-        </w:rPr>
-      </w:pPr>
-      <w:r>
-        <w:rPr>
-          <w:rFonts w:ascii="HG丸ｺﾞｼｯｸM-PRO" w:eastAsia="HG丸ｺﾞｼｯｸM-PRO" w:hAnsi="HG丸ｺﾞｼｯｸM-PRO"/>
-          <w:b/>
-          <w:bCs/>
-        </w:rPr>
-        <w:t>嫌いなタスクは放棄</w:t>
-      </w:r>
-      <w:r>
-        <w:rPr>
-          <w:rFonts w:ascii="HG丸ｺﾞｼｯｸM-PRO" w:eastAsia="HG丸ｺﾞｼｯｸM-PRO" w:hAnsi="HG丸ｺﾞｼｯｸM-PRO"/>
-        </w:rPr>
-        <w:t>して、最後まで取り組もうとしない</w:t>
-      </w:r>
-    </w:p>
-    <w:p>
-      <w:pPr>
-        <w:numPr>
-          <w:ilvl w:val="0"/>
-          <w:numId w:val="6"/>
-        </w:numPr>
-        <w:rPr>
-          <w:rFonts w:ascii="HG丸ｺﾞｼｯｸM-PRO" w:eastAsia="HG丸ｺﾞｼｯｸM-PRO" w:hAnsi="HG丸ｺﾞｼｯｸM-PRO"/>
-        </w:rPr>
-      </w:pPr>
-      <w:r>
-        <w:rPr>
-          <w:rFonts w:ascii="HG丸ｺﾞｼｯｸM-PRO" w:eastAsia="HG丸ｺﾞｼｯｸM-PRO" w:hAnsi="HG丸ｺﾞｼｯｸM-PRO"/>
-        </w:rPr>
-        <w:t>他者をさげすんだり馬鹿にして</w:t>
-      </w:r>
-      <w:r>
-        <w:rPr>
-          <w:rFonts w:ascii="HG丸ｺﾞｼｯｸM-PRO" w:eastAsia="HG丸ｺﾞｼｯｸM-PRO" w:hAnsi="HG丸ｺﾞｼｯｸM-PRO"/>
-          <w:b/>
-          <w:bCs/>
-        </w:rPr>
-        <w:t>対話を拒否</w:t>
-      </w:r>
-      <w:r>
-        <w:rPr>
-          <w:rFonts w:ascii="HG丸ｺﾞｼｯｸM-PRO" w:eastAsia="HG丸ｺﾞｼｯｸM-PRO" w:hAnsi="HG丸ｺﾞｼｯｸM-PRO"/>
-        </w:rPr>
-        <w:t>する</w:t>
-      </w:r>
-    </w:p>
-    <w:p>
-      <w:pPr>
-        <w:numPr>
-          <w:ilvl w:val="0"/>
-          <w:numId w:val="6"/>
-        </w:numPr>
-        <w:rPr>
-          <w:rFonts w:ascii="HG丸ｺﾞｼｯｸM-PRO" w:eastAsia="HG丸ｺﾞｼｯｸM-PRO" w:hAnsi="HG丸ｺﾞｼｯｸM-PRO"/>
-        </w:rPr>
-      </w:pPr>
-      <w:r>
-        <w:rPr>
-          <w:rFonts w:ascii="HG丸ｺﾞｼｯｸM-PRO" w:eastAsia="HG丸ｺﾞｼｯｸM-PRO" w:hAnsi="HG丸ｺﾞｼｯｸM-PRO"/>
-        </w:rPr>
-        <w:t>教員との会話を占有し、他の履修生の</w:t>
-      </w:r>
-      <w:r>
-        <w:rPr>
-          <w:rFonts w:ascii="HG丸ｺﾞｼｯｸM-PRO" w:eastAsia="HG丸ｺﾞｼｯｸM-PRO" w:hAnsi="HG丸ｺﾞｼｯｸM-PRO"/>
-          <w:b/>
-          <w:bCs/>
-        </w:rPr>
-        <w:t>学びの機会を奪う</w:t>
-      </w:r>
-    </w:p>
-    <w:p>
-      <w:pPr>
-        <w:numPr>
-          <w:ilvl w:val="0"/>
-          <w:numId w:val="6"/>
-        </w:numPr>
-        <w:rPr>
-          <w:rFonts w:ascii="HG丸ｺﾞｼｯｸM-PRO" w:eastAsia="HG丸ｺﾞｼｯｸM-PRO" w:hAnsi="HG丸ｺﾞｼｯｸM-PRO"/>
-        </w:rPr>
-      </w:pPr>
-      <w:r>
-        <w:rPr>
-          <w:rFonts w:ascii="HG丸ｺﾞｼｯｸM-PRO" w:eastAsia="HG丸ｺﾞｼｯｸM-PRO" w:hAnsi="HG丸ｺﾞｼｯｸM-PRO"/>
-        </w:rPr>
-        <w:t>研究会の雰囲気が悪くなるような</w:t>
-      </w:r>
-      <w:r>
-        <w:rPr>
-          <w:rFonts w:ascii="HG丸ｺﾞｼｯｸM-PRO" w:eastAsia="HG丸ｺﾞｼｯｸM-PRO" w:hAnsi="HG丸ｺﾞｼｯｸM-PRO"/>
-          <w:b/>
-          <w:bCs/>
-        </w:rPr>
-        <w:t>反社会的な行動</w:t>
-      </w:r>
-      <w:r>
-        <w:rPr>
-          <w:rFonts w:ascii="HG丸ｺﾞｼｯｸM-PRO" w:eastAsia="HG丸ｺﾞｼｯｸM-PRO" w:hAnsi="HG丸ｺﾞｼｯｸM-PRO"/>
-        </w:rPr>
-        <w:t>をとる</w:t>
-      </w:r>
-    </w:p>
-    <w:p>
-      <w:pPr>
-        <w:rPr>
-          <w:rFonts w:ascii="HG丸ｺﾞｼｯｸM-PRO" w:eastAsia="HG丸ｺﾞｼｯｸM-PRO" w:hAnsi="HG丸ｺﾞｼｯｸM-PRO"/>
-        </w:rPr>
-      </w:pPr>
-    </w:p>
     <w:p>
       <w:pPr>
         <w:pStyle w:val="aa"/>
@@ -2289,6 +2131,24 @@
           <w:p/>
           <w:p/>
           <w:p/>
+          <w:p>
+            <w:pPr>
+              <w:rPr>
+                <w:rFonts w:hint="eastAsia"/>
+              </w:rPr>
+            </w:pPr>
+          </w:p>
+          <w:p/>
+          <w:p>
+            <w:pPr>
+              <w:rPr>
+                <w:rFonts w:hint="eastAsia"/>
+              </w:rPr>
+            </w:pPr>
+          </w:p>
+          <w:p/>
+          <w:p/>
+          <w:p/>
           <w:p/>
           <w:p/>
           <w:p/>
@@ -2296,8 +2156,6 @@
         </w:tc>
       </w:tr>
     </w:tbl>
-    <w:p/>
-    <w:p/>
     <w:p>
       <w:pPr>
         <w:pStyle w:val="aa"/>
@@ -2313,14 +2171,8 @@
         <w:rPr>
           <w:rFonts w:ascii="HG丸ｺﾞｼｯｸM-PRO" w:eastAsia="HG丸ｺﾞｼｯｸM-PRO" w:hAnsi="HG丸ｺﾞｼｯｸM-PRO" w:hint="eastAsia"/>
         </w:rPr>
-        <w:t>この研究会に入ることに際して、なにか不安を感じるようなこと、あるいは教員に伝えておきたいことはありますか。率直に、思うところを教えてください。（なけ</w:t>
-      </w:r>
-      <w:r>
-        <w:rPr>
-          <w:rFonts w:ascii="HG丸ｺﾞｼｯｸM-PRO" w:eastAsia="HG丸ｺﾞｼｯｸM-PRO" w:hAnsi="HG丸ｺﾞｼｯｸM-PRO" w:hint="eastAsia"/>
-        </w:rPr>
         <w:lastRenderedPageBreak/>
-        <w:t>れば、「ありません」でかまいません）</w:t>
+        <w:t>この研究会に入ることに際して、なにか不安を感じるようなこと、あるいは教員に伝えておきたいことはありますか。率直に、思うところを教えてください。（なければ、「ありません」でかまいません）</w:t>
       </w:r>
     </w:p>
     <w:tbl>
@@ -2341,17 +2193,29 @@
           <w:p/>
           <w:p/>
           <w:p/>
+          <w:p/>
+          <w:p/>
+          <w:p/>
+          <w:p/>
+          <w:p/>
+          <w:p/>
+          <w:p/>
+          <w:p/>
+          <w:p/>
+          <w:p/>
+          <w:p>
+            <w:pPr>
+              <w:rPr>
+                <w:rFonts w:hint="eastAsia"/>
+              </w:rPr>
+            </w:pPr>
+          </w:p>
+          <w:p/>
         </w:tc>
       </w:tr>
     </w:tbl>
     <w:p/>
-    <w:p>
-      <w:pPr>
-        <w:rPr>
-          <w:rFonts w:hint="eastAsia"/>
-        </w:rPr>
-      </w:pPr>
-    </w:p>
+    <w:p/>
     <w:p>
       <w:r>
         <w:rPr>
@@ -2373,40 +2237,10 @@
         <w:rPr>
           <w:rFonts w:hint="eastAsia"/>
         </w:rPr>
-        <w:t>、</w:t>
-      </w:r>
-      <w:r>
-        <w:rPr>
-          <w:rFonts w:hint="eastAsia"/>
-        </w:rPr>
-        <w:t>慶應のオンライン・</w:t>
-      </w:r>
-      <w:r>
-        <w:rPr>
-          <w:rFonts w:hint="eastAsia"/>
-        </w:rPr>
-        <w:t>シラバスにある提出先にファイルをアップロードし</w:t>
-      </w:r>
-      <w:r>
-        <w:rPr>
-          <w:rFonts w:hint="eastAsia"/>
-        </w:rPr>
-        <w:t>てください</w:t>
-      </w:r>
-      <w:r>
-        <w:rPr>
-          <w:rFonts w:hint="eastAsia"/>
-        </w:rPr>
-        <w:t>。</w:t>
-      </w:r>
-    </w:p>
-    <w:p>
-      <w:pPr>
-        <w:rPr>
-          <w:rFonts w:hint="eastAsia"/>
-        </w:rPr>
-      </w:pPr>
-    </w:p>
+        <w:t>、慶應のオンライン・シラバスにある提出先にファイルをアップロードしてください。</w:t>
+      </w:r>
+    </w:p>
+    <w:p/>
     <w:sectPr>
       <w:footerReference w:type="default" r:id="rId7"/>
       <w:pgSz w:w="11906" w:h="16838"/>
@@ -3674,6 +3508,7 @@
   <w:style w:type="character" w:default="1" w:styleId="a1">
     <w:name w:val="Default Paragraph Font"/>
     <w:uiPriority w:val="1"/>
+    <w:semiHidden/>
     <w:unhideWhenUsed/>
   </w:style>
   <w:style w:type="table" w:default="1" w:styleId="a2">
